--- a/защитное слово.docx
+++ b/защитное слово.docx
@@ -73,7 +73,7 @@
           <w:sz w:val="28"/>
           <w:szCs w:val="28"/>
         </w:rPr>
-        <w:t>АКТУАЛЬНОСТЬ И ПРОБЛЕМА</w:t>
+        <w:t>АКТУАЛЬНОСТЬ</w:t>
       </w:r>
     </w:p>
     <w:p>
@@ -93,7 +93,39 @@
           <w:sz w:val="28"/>
           <w:szCs w:val="28"/>
         </w:rPr>
-        <w:t>Рынок онлайн-продаж цветов растет, конкуренция усиливается</w:t>
+        <w:t>Сфера онлайн-</w:t>
+      </w:r>
+      <w:r>
+        <w:rPr>
+          <w:rFonts w:ascii="Times New Roman" w:hAnsi="Times New Roman" w:cs="Times New Roman"/>
+          <w:sz w:val="28"/>
+          <w:szCs w:val="28"/>
+        </w:rPr>
+        <w:t>покупки</w:t>
+      </w:r>
+      <w:r>
+        <w:rPr>
+          <w:rFonts w:ascii="Times New Roman" w:hAnsi="Times New Roman" w:cs="Times New Roman"/>
+          <w:sz w:val="28"/>
+          <w:szCs w:val="28"/>
+        </w:rPr>
+        <w:t xml:space="preserve"> цветов активно развивается, и число </w:t>
+      </w:r>
+      <w:r>
+        <w:rPr>
+          <w:rFonts w:ascii="Times New Roman" w:hAnsi="Times New Roman" w:cs="Times New Roman"/>
+          <w:sz w:val="28"/>
+          <w:szCs w:val="28"/>
+        </w:rPr>
+        <w:t>конкурентов</w:t>
+      </w:r>
+      <w:r>
+        <w:rPr>
+          <w:rFonts w:ascii="Times New Roman" w:hAnsi="Times New Roman" w:cs="Times New Roman"/>
+          <w:sz w:val="28"/>
+          <w:szCs w:val="28"/>
+        </w:rPr>
+        <w:t xml:space="preserve"> на рынке постоянно увеличивается</w:t>
       </w:r>
       <w:r>
         <w:rPr>
@@ -109,23 +141,31 @@
           <w:sz w:val="28"/>
           <w:szCs w:val="28"/>
         </w:rPr>
-        <w:t xml:space="preserve">Для цветочного бизнеса наличие собственного сайта </w:t>
-      </w:r>
-      <w:r>
-        <w:rPr>
-          <w:rFonts w:ascii="Times New Roman" w:hAnsi="Times New Roman" w:cs="Times New Roman"/>
-          <w:sz w:val="28"/>
-          <w:szCs w:val="28"/>
-        </w:rPr>
-        <w:t xml:space="preserve">в современном мире </w:t>
-      </w:r>
-      <w:r>
-        <w:rPr>
-          <w:rFonts w:ascii="Times New Roman" w:hAnsi="Times New Roman" w:cs="Times New Roman"/>
-          <w:sz w:val="28"/>
-          <w:szCs w:val="28"/>
-        </w:rPr>
-        <w:t>стало необходимостью.</w:t>
+        <w:t>В</w:t>
+      </w:r>
+      <w:r>
+        <w:rPr>
+          <w:rFonts w:ascii="Times New Roman" w:hAnsi="Times New Roman" w:cs="Times New Roman"/>
+          <w:sz w:val="28"/>
+          <w:szCs w:val="28"/>
+        </w:rPr>
+        <w:t xml:space="preserve"> современном мире </w:t>
+      </w:r>
+      <w:r>
+        <w:rPr>
+          <w:rFonts w:ascii="Times New Roman" w:hAnsi="Times New Roman" w:cs="Times New Roman"/>
+          <w:sz w:val="28"/>
+          <w:szCs w:val="28"/>
+        </w:rPr>
+        <w:t>д</w:t>
+      </w:r>
+      <w:r>
+        <w:rPr>
+          <w:rFonts w:ascii="Times New Roman" w:hAnsi="Times New Roman" w:cs="Times New Roman"/>
+          <w:sz w:val="28"/>
+          <w:szCs w:val="28"/>
+        </w:rPr>
+        <w:t>ля цветочного бизнеса наличие собственного сайта стало необходимостью.</w:t>
       </w:r>
       <w:r>
         <w:rPr>
@@ -157,7 +197,15 @@
           <w:sz w:val="28"/>
           <w:szCs w:val="28"/>
         </w:rPr>
-        <w:t>темы обусловлена практическим запросом заказчика</w:t>
+        <w:t xml:space="preserve">темы обусловлена практическим запросом </w:t>
+      </w:r>
+      <w:r>
+        <w:rPr>
+          <w:rFonts w:ascii="Times New Roman" w:hAnsi="Times New Roman" w:cs="Times New Roman"/>
+          <w:sz w:val="28"/>
+          <w:szCs w:val="28"/>
+        </w:rPr>
+        <w:t>магазина «Орхидея»</w:t>
       </w:r>
       <w:r>
         <w:rPr>
@@ -244,7 +292,7 @@
           <w:sz w:val="28"/>
           <w:szCs w:val="28"/>
         </w:rPr>
-        <w:t xml:space="preserve">задачи, представленные на экране. </w:t>
+        <w:t>задачи, представленные на экране.</w:t>
       </w:r>
     </w:p>
     <w:p>
@@ -283,15 +331,7 @@
           <w:sz w:val="28"/>
           <w:szCs w:val="28"/>
         </w:rPr>
-        <w:t xml:space="preserve">В рамках выполнения дипломного проекта был </w:t>
-      </w:r>
-      <w:r>
-        <w:rPr>
-          <w:rFonts w:ascii="Times New Roman" w:hAnsi="Times New Roman" w:cs="Times New Roman"/>
-          <w:sz w:val="28"/>
-          <w:szCs w:val="28"/>
-        </w:rPr>
-        <w:t>проведен</w:t>
+        <w:t>В рамках выполнения дипломного проекта был проведен</w:t>
       </w:r>
       <w:r>
         <w:rPr>
@@ -458,7 +498,39 @@
           <w:sz w:val="28"/>
           <w:szCs w:val="28"/>
         </w:rPr>
-        <w:t xml:space="preserve"> выбран стек на базе PHP для серверной части, MySQL в качестве СУБД и HTML/CSS/JavaScript для клиентской части.</w:t>
+        <w:t xml:space="preserve"> выбран </w:t>
+      </w:r>
+      <w:r>
+        <w:rPr>
+          <w:rFonts w:ascii="Times New Roman" w:hAnsi="Times New Roman" w:cs="Times New Roman"/>
+          <w:sz w:val="28"/>
+          <w:szCs w:val="28"/>
+        </w:rPr>
+        <w:t xml:space="preserve">следующий </w:t>
+      </w:r>
+      <w:r>
+        <w:rPr>
+          <w:rFonts w:ascii="Times New Roman" w:hAnsi="Times New Roman" w:cs="Times New Roman"/>
+          <w:sz w:val="28"/>
+          <w:szCs w:val="28"/>
+        </w:rPr>
+        <w:t>стек</w:t>
+      </w:r>
+      <w:r>
+        <w:rPr>
+          <w:rFonts w:ascii="Times New Roman" w:hAnsi="Times New Roman" w:cs="Times New Roman"/>
+          <w:sz w:val="28"/>
+          <w:szCs w:val="28"/>
+        </w:rPr>
+        <w:t xml:space="preserve">: </w:t>
+      </w:r>
+      <w:r>
+        <w:rPr>
+          <w:rFonts w:ascii="Times New Roman" w:hAnsi="Times New Roman" w:cs="Times New Roman"/>
+          <w:sz w:val="28"/>
+          <w:szCs w:val="28"/>
+        </w:rPr>
+        <w:t>PHP для серверной части, MySQL в качестве СУБД и HTML/CSS/JavaScript для клиентской части.</w:t>
       </w:r>
     </w:p>
     <w:p>
@@ -625,23 +697,39 @@
           <w:sz w:val="28"/>
           <w:szCs w:val="28"/>
         </w:rPr>
-        <w:t xml:space="preserve">На этапе проектирования информационной системы ключевым шагом является формализация предметной области. Модель </w:t>
-      </w:r>
-      <w:r>
-        <w:rPr>
-          <w:rFonts w:ascii="Times New Roman" w:hAnsi="Times New Roman" w:cs="Times New Roman"/>
-          <w:sz w:val="28"/>
-          <w:szCs w:val="28"/>
-        </w:rPr>
-        <w:t>предметной</w:t>
-      </w:r>
-      <w:r>
-        <w:rPr>
-          <w:rFonts w:ascii="Times New Roman" w:hAnsi="Times New Roman" w:cs="Times New Roman"/>
-          <w:sz w:val="28"/>
-          <w:szCs w:val="28"/>
-        </w:rPr>
-        <w:t xml:space="preserve"> области отражает бизнес-процессы цветочного магазина</w:t>
+        <w:t xml:space="preserve">На этапе проектирования информационной системы </w:t>
+      </w:r>
+      <w:r>
+        <w:rPr>
+          <w:rFonts w:ascii="Times New Roman" w:hAnsi="Times New Roman" w:cs="Times New Roman"/>
+          <w:sz w:val="28"/>
+          <w:szCs w:val="28"/>
+        </w:rPr>
+        <w:t>была разработана м</w:t>
+      </w:r>
+      <w:r>
+        <w:rPr>
+          <w:rFonts w:ascii="Times New Roman" w:hAnsi="Times New Roman" w:cs="Times New Roman"/>
+          <w:sz w:val="28"/>
+          <w:szCs w:val="28"/>
+        </w:rPr>
+        <w:t>одель предметной области</w:t>
+      </w:r>
+      <w:r>
+        <w:rPr>
+          <w:rFonts w:ascii="Times New Roman" w:hAnsi="Times New Roman" w:cs="Times New Roman"/>
+          <w:sz w:val="28"/>
+          <w:szCs w:val="28"/>
+        </w:rPr>
+        <w:t>, которая</w:t>
+      </w:r>
+      <w:r>
+        <w:rPr>
+          <w:rFonts w:ascii="Times New Roman" w:hAnsi="Times New Roman" w:cs="Times New Roman"/>
+          <w:sz w:val="28"/>
+          <w:szCs w:val="28"/>
+        </w:rPr>
+        <w:t xml:space="preserve"> отражает бизнес-процессы цветочного магазина</w:t>
       </w:r>
       <w:r>
         <w:rPr>
@@ -866,7 +954,39 @@
           <w:sz w:val="28"/>
           <w:szCs w:val="28"/>
         </w:rPr>
-        <w:t xml:space="preserve"> были созданы таблицы для хранения категорий, товаров, заказов и учетных записей администраторов, связанные между собой внешними ключами для обеспечения ссылочной целостности.</w:t>
+        <w:t xml:space="preserve"> были созданы таблицы для хранения категорий, товаров, заказов и учетных записей администраторов, </w:t>
+      </w:r>
+      <w:r>
+        <w:rPr>
+          <w:rFonts w:ascii="Times New Roman" w:hAnsi="Times New Roman" w:cs="Times New Roman"/>
+          <w:sz w:val="28"/>
+          <w:szCs w:val="28"/>
+        </w:rPr>
+        <w:t xml:space="preserve">которые </w:t>
+      </w:r>
+      <w:r>
+        <w:rPr>
+          <w:rFonts w:ascii="Times New Roman" w:hAnsi="Times New Roman" w:cs="Times New Roman"/>
+          <w:sz w:val="28"/>
+          <w:szCs w:val="28"/>
+        </w:rPr>
+        <w:t>связан</w:t>
+      </w:r>
+      <w:r>
+        <w:rPr>
+          <w:rFonts w:ascii="Times New Roman" w:hAnsi="Times New Roman" w:cs="Times New Roman"/>
+          <w:sz w:val="28"/>
+          <w:szCs w:val="28"/>
+        </w:rPr>
+        <w:t xml:space="preserve">ы </w:t>
+      </w:r>
+      <w:r>
+        <w:rPr>
+          <w:rFonts w:ascii="Times New Roman" w:hAnsi="Times New Roman" w:cs="Times New Roman"/>
+          <w:sz w:val="28"/>
+          <w:szCs w:val="28"/>
+        </w:rPr>
+        <w:t>между собой внешними ключами для обеспечения ссылочной целостности.</w:t>
       </w:r>
     </w:p>
     <w:p>
@@ -945,39 +1065,39 @@
           <w:sz w:val="28"/>
           <w:szCs w:val="28"/>
         </w:rPr>
-        <w:t>, корзина автоматически рассчитывает стоимость заказа</w:t>
-      </w:r>
-      <w:r>
-        <w:rPr>
-          <w:rFonts w:ascii="Times New Roman" w:hAnsi="Times New Roman" w:cs="Times New Roman"/>
-          <w:sz w:val="28"/>
-          <w:szCs w:val="28"/>
-        </w:rPr>
-        <w:t xml:space="preserve">, форма оформления заказа </w:t>
-      </w:r>
-      <w:r>
-        <w:rPr>
-          <w:rFonts w:ascii="Times New Roman" w:hAnsi="Times New Roman" w:cs="Times New Roman"/>
-          <w:sz w:val="28"/>
-          <w:szCs w:val="28"/>
-        </w:rPr>
-        <w:t xml:space="preserve">обеспечивает интуитивно понятное заполнение с </w:t>
-      </w:r>
-      <w:r>
-        <w:rPr>
-          <w:rFonts w:ascii="Times New Roman" w:hAnsi="Times New Roman" w:cs="Times New Roman"/>
-          <w:sz w:val="28"/>
-          <w:szCs w:val="28"/>
-        </w:rPr>
-        <w:t>валидацией</w:t>
-      </w:r>
-      <w:r>
-        <w:rPr>
-          <w:rFonts w:ascii="Times New Roman" w:hAnsi="Times New Roman" w:cs="Times New Roman"/>
-          <w:sz w:val="28"/>
-          <w:szCs w:val="28"/>
-        </w:rPr>
-        <w:t xml:space="preserve"> полей</w:t>
+        <w:t>, корзина автоматически рассчитывает стоимость</w:t>
+      </w:r>
+      <w:r>
+        <w:rPr>
+          <w:rFonts w:ascii="Times New Roman" w:hAnsi="Times New Roman" w:cs="Times New Roman"/>
+          <w:sz w:val="28"/>
+          <w:szCs w:val="28"/>
+        </w:rPr>
+        <w:t>,</w:t>
+      </w:r>
+      <w:r>
+        <w:rPr>
+          <w:rFonts w:ascii="Times New Roman" w:hAnsi="Times New Roman" w:cs="Times New Roman"/>
+          <w:sz w:val="28"/>
+          <w:szCs w:val="28"/>
+        </w:rPr>
+        <w:t xml:space="preserve"> а</w:t>
+      </w:r>
+      <w:r>
+        <w:rPr>
+          <w:rFonts w:ascii="Times New Roman" w:hAnsi="Times New Roman" w:cs="Times New Roman"/>
+          <w:sz w:val="28"/>
+          <w:szCs w:val="28"/>
+        </w:rPr>
+        <w:t xml:space="preserve"> форма заказа </w:t>
+      </w:r>
+      <w:r>
+        <w:rPr>
+          <w:rFonts w:ascii="Times New Roman" w:hAnsi="Times New Roman" w:cs="Times New Roman"/>
+          <w:sz w:val="28"/>
+          <w:szCs w:val="28"/>
+        </w:rPr>
+        <w:t>обеспечивает интуитивно понятное заполнение полей</w:t>
       </w:r>
       <w:r>
         <w:rPr>
@@ -1009,7 +1129,39 @@
           <w:sz w:val="28"/>
           <w:szCs w:val="28"/>
         </w:rPr>
-        <w:t xml:space="preserve"> реализованы статические разделы «О нас», </w:t>
+        <w:t xml:space="preserve"> реализованы статические </w:t>
+      </w:r>
+      <w:r>
+        <w:rPr>
+          <w:rFonts w:ascii="Times New Roman" w:hAnsi="Times New Roman" w:cs="Times New Roman"/>
+          <w:sz w:val="28"/>
+          <w:szCs w:val="28"/>
+        </w:rPr>
+        <w:t>страницы</w:t>
+      </w:r>
+      <w:r>
+        <w:rPr>
+          <w:rFonts w:ascii="Times New Roman" w:hAnsi="Times New Roman" w:cs="Times New Roman"/>
+          <w:sz w:val="28"/>
+          <w:szCs w:val="28"/>
+        </w:rPr>
+        <w:t xml:space="preserve"> «О нас»</w:t>
+      </w:r>
+      <w:r>
+        <w:rPr>
+          <w:rFonts w:ascii="Times New Roman" w:hAnsi="Times New Roman" w:cs="Times New Roman"/>
+          <w:sz w:val="28"/>
+          <w:szCs w:val="28"/>
+        </w:rPr>
+        <w:t xml:space="preserve"> с информацией про сам магазин «Орхидея»</w:t>
+      </w:r>
+      <w:r>
+        <w:rPr>
+          <w:rFonts w:ascii="Times New Roman" w:hAnsi="Times New Roman" w:cs="Times New Roman"/>
+          <w:sz w:val="28"/>
+          <w:szCs w:val="28"/>
+        </w:rPr>
+        <w:t xml:space="preserve">, </w:t>
       </w:r>
       <w:r>
         <w:rPr>
@@ -1025,6 +1177,14 @@
           <w:sz w:val="28"/>
           <w:szCs w:val="28"/>
         </w:rPr>
+        <w:t xml:space="preserve"> с рекомендациями по уходу</w:t>
+      </w:r>
+      <w:r>
+        <w:rPr>
+          <w:rFonts w:ascii="Times New Roman" w:hAnsi="Times New Roman" w:cs="Times New Roman"/>
+          <w:sz w:val="28"/>
+          <w:szCs w:val="28"/>
+        </w:rPr>
         <w:t xml:space="preserve"> </w:t>
       </w:r>
       <w:r>
@@ -1033,6 +1193,14 @@
           <w:sz w:val="28"/>
           <w:szCs w:val="28"/>
         </w:rPr>
+        <w:t xml:space="preserve">за цветами </w:t>
+      </w:r>
+      <w:r>
+        <w:rPr>
+          <w:rFonts w:ascii="Times New Roman" w:hAnsi="Times New Roman" w:cs="Times New Roman"/>
+          <w:sz w:val="28"/>
+          <w:szCs w:val="28"/>
+        </w:rPr>
         <w:t xml:space="preserve">и </w:t>
       </w:r>
       <w:r>
@@ -1042,6 +1210,14 @@
           <w:szCs w:val="28"/>
         </w:rPr>
         <w:t>«Доставка»</w:t>
+      </w:r>
+      <w:r>
+        <w:rPr>
+          <w:rFonts w:ascii="Times New Roman" w:hAnsi="Times New Roman" w:cs="Times New Roman"/>
+          <w:sz w:val="28"/>
+          <w:szCs w:val="28"/>
+        </w:rPr>
+        <w:t xml:space="preserve"> с условиями оформления заказа и доставки</w:t>
       </w:r>
       <w:r>
         <w:rPr>
@@ -1144,7 +1320,23 @@
           <w:sz w:val="28"/>
           <w:szCs w:val="28"/>
         </w:rPr>
-        <w:t>отслеживать статусы поступающих заявок</w:t>
+        <w:t>отслеживать</w:t>
+      </w:r>
+      <w:r>
+        <w:rPr>
+          <w:rFonts w:ascii="Times New Roman" w:hAnsi="Times New Roman" w:cs="Times New Roman"/>
+          <w:sz w:val="28"/>
+          <w:szCs w:val="28"/>
+        </w:rPr>
+        <w:t xml:space="preserve"> и менять</w:t>
+      </w:r>
+      <w:r>
+        <w:rPr>
+          <w:rFonts w:ascii="Times New Roman" w:hAnsi="Times New Roman" w:cs="Times New Roman"/>
+          <w:sz w:val="28"/>
+          <w:szCs w:val="28"/>
+        </w:rPr>
+        <w:t xml:space="preserve"> статусы поступающих заявок</w:t>
       </w:r>
       <w:r>
         <w:rPr>
@@ -1220,7 +1412,7 @@
           <w:szCs w:val="28"/>
         </w:rPr>
         <w:lastRenderedPageBreak/>
-        <w:t>ЭКОНОМИЧЕСКОЕ ОБОСНОВАНИЕ</w:t>
+        <w:t>ЗАКЛЮЧЕНИЕ</w:t>
       </w:r>
     </w:p>
     <w:p>
@@ -1240,15 +1432,47 @@
           <w:sz w:val="28"/>
           <w:szCs w:val="28"/>
         </w:rPr>
-        <w:t>Общая трудоемкость составила 60 рабочих дней</w:t>
-      </w:r>
-      <w:r>
-        <w:rPr>
-          <w:rFonts w:ascii="Times New Roman" w:hAnsi="Times New Roman" w:cs="Times New Roman"/>
-          <w:sz w:val="28"/>
-          <w:szCs w:val="28"/>
-        </w:rPr>
-        <w:t>.</w:t>
+        <w:t xml:space="preserve">В ходе выполнения </w:t>
+      </w:r>
+      <w:r>
+        <w:rPr>
+          <w:rFonts w:ascii="Times New Roman" w:hAnsi="Times New Roman" w:cs="Times New Roman"/>
+          <w:sz w:val="28"/>
+          <w:szCs w:val="28"/>
+        </w:rPr>
+        <w:t>дипломного проекта</w:t>
+      </w:r>
+      <w:r>
+        <w:rPr>
+          <w:rFonts w:ascii="Times New Roman" w:hAnsi="Times New Roman" w:cs="Times New Roman"/>
+          <w:sz w:val="28"/>
+          <w:szCs w:val="28"/>
+        </w:rPr>
+        <w:t xml:space="preserve"> была успешно достигнута поставленная цель – разработан функциональный веб-сайт для цветочного магазина «Орхидея»</w:t>
+      </w:r>
+      <w:r>
+        <w:rPr>
+          <w:rFonts w:ascii="Times New Roman" w:hAnsi="Times New Roman" w:cs="Times New Roman"/>
+          <w:sz w:val="28"/>
+          <w:szCs w:val="28"/>
+        </w:rPr>
+        <w:t xml:space="preserve">. </w:t>
+      </w:r>
+      <w:r>
+        <w:rPr>
+          <w:rFonts w:ascii="Times New Roman" w:hAnsi="Times New Roman" w:cs="Times New Roman"/>
+          <w:sz w:val="28"/>
+          <w:szCs w:val="28"/>
+        </w:rPr>
+        <w:t>В</w:t>
+      </w:r>
+      <w:r>
+        <w:rPr>
+          <w:rFonts w:ascii="Times New Roman" w:hAnsi="Times New Roman" w:cs="Times New Roman"/>
+          <w:sz w:val="28"/>
+          <w:szCs w:val="28"/>
+        </w:rPr>
+        <w:t>недрение</w:t>
       </w:r>
       <w:r>
         <w:rPr>
@@ -1264,189 +1488,6 @@
           <w:sz w:val="28"/>
           <w:szCs w:val="28"/>
         </w:rPr>
-        <w:t xml:space="preserve">Были проведены экономические расчеты, которые подтвердили </w:t>
-      </w:r>
-      <w:r>
-        <w:rPr>
-          <w:rFonts w:ascii="Times New Roman" w:hAnsi="Times New Roman" w:cs="Times New Roman"/>
-          <w:sz w:val="28"/>
-          <w:szCs w:val="28"/>
-        </w:rPr>
-        <w:t xml:space="preserve">коммерческую целесообразность проекта. </w:t>
-      </w:r>
-      <w:r>
-        <w:rPr>
-          <w:rFonts w:ascii="Times New Roman" w:hAnsi="Times New Roman" w:cs="Times New Roman"/>
-          <w:sz w:val="28"/>
-          <w:szCs w:val="28"/>
-        </w:rPr>
-        <w:t>Ч</w:t>
-      </w:r>
-      <w:r>
-        <w:rPr>
-          <w:rFonts w:ascii="Times New Roman" w:hAnsi="Times New Roman" w:cs="Times New Roman"/>
-          <w:sz w:val="28"/>
-          <w:szCs w:val="28"/>
-        </w:rPr>
-        <w:t>истая прибыль от реализации продукта состави</w:t>
-      </w:r>
-      <w:r>
-        <w:rPr>
-          <w:rFonts w:ascii="Times New Roman" w:hAnsi="Times New Roman" w:cs="Times New Roman"/>
-          <w:sz w:val="28"/>
-          <w:szCs w:val="28"/>
-        </w:rPr>
-        <w:t>т</w:t>
-      </w:r>
-      <w:r>
-        <w:rPr>
-          <w:rFonts w:ascii="Times New Roman" w:hAnsi="Times New Roman" w:cs="Times New Roman"/>
-          <w:sz w:val="28"/>
-          <w:szCs w:val="28"/>
-        </w:rPr>
-        <w:t xml:space="preserve"> 48 </w:t>
-      </w:r>
-      <w:r>
-        <w:rPr>
-          <w:rFonts w:ascii="Times New Roman" w:hAnsi="Times New Roman" w:cs="Times New Roman"/>
-          <w:sz w:val="28"/>
-          <w:szCs w:val="28"/>
-        </w:rPr>
-        <w:t>тыс.</w:t>
-      </w:r>
-      <w:r>
-        <w:rPr>
-          <w:rFonts w:ascii="Times New Roman" w:hAnsi="Times New Roman" w:cs="Times New Roman"/>
-          <w:sz w:val="28"/>
-          <w:szCs w:val="28"/>
-        </w:rPr>
-        <w:t xml:space="preserve"> руб.</w:t>
-      </w:r>
-      <w:r>
-        <w:rPr>
-          <w:rFonts w:ascii="Times New Roman" w:hAnsi="Times New Roman" w:cs="Times New Roman"/>
-          <w:sz w:val="28"/>
-          <w:szCs w:val="28"/>
-        </w:rPr>
-        <w:t xml:space="preserve"> С</w:t>
-      </w:r>
-      <w:r>
-        <w:rPr>
-          <w:rFonts w:ascii="Times New Roman" w:hAnsi="Times New Roman" w:cs="Times New Roman"/>
-          <w:sz w:val="28"/>
-          <w:szCs w:val="28"/>
-        </w:rPr>
-        <w:t xml:space="preserve">рок окупаемости первоначальных вложений в оборудование </w:t>
-      </w:r>
-      <w:r>
-        <w:rPr>
-          <w:rFonts w:ascii="Times New Roman" w:hAnsi="Times New Roman" w:cs="Times New Roman"/>
-          <w:sz w:val="28"/>
-          <w:szCs w:val="28"/>
-        </w:rPr>
-        <w:t xml:space="preserve">– </w:t>
-      </w:r>
-      <w:r>
-        <w:rPr>
-          <w:rFonts w:ascii="Times New Roman" w:hAnsi="Times New Roman" w:cs="Times New Roman"/>
-          <w:sz w:val="28"/>
-          <w:szCs w:val="28"/>
-        </w:rPr>
-        <w:t>чуть более одного месяца.</w:t>
-      </w:r>
-    </w:p>
-    <w:p>
-      <w:pPr>
-        <w:spacing w:after="0" w:line="360" w:lineRule="auto"/>
-        <w:jc w:val="center"/>
-        <w:rPr>
-          <w:rFonts w:ascii="Times New Roman" w:hAnsi="Times New Roman" w:cs="Times New Roman"/>
-          <w:sz w:val="28"/>
-          <w:szCs w:val="28"/>
-        </w:rPr>
-      </w:pPr>
-      <w:r>
-        <w:rPr>
-          <w:rFonts w:ascii="Times New Roman" w:hAnsi="Times New Roman" w:cs="Times New Roman"/>
-          <w:sz w:val="28"/>
-          <w:szCs w:val="28"/>
-        </w:rPr>
-        <w:t>ЗАКЛЮЧЕНИЕ</w:t>
-      </w:r>
-    </w:p>
-    <w:p>
-      <w:pPr>
-        <w:spacing w:after="0" w:line="360" w:lineRule="auto"/>
-        <w:ind w:firstLine="709"/>
-        <w:jc w:val="both"/>
-        <w:rPr>
-          <w:rFonts w:ascii="Times New Roman" w:hAnsi="Times New Roman" w:cs="Times New Roman"/>
-          <w:sz w:val="28"/>
-          <w:szCs w:val="28"/>
-        </w:rPr>
-      </w:pPr>
-      <w:r>
-        <w:rPr>
-          <w:rFonts w:ascii="Times New Roman" w:hAnsi="Times New Roman" w:cs="Times New Roman"/>
-          <w:sz w:val="28"/>
-          <w:szCs w:val="28"/>
-        </w:rPr>
-        <w:t xml:space="preserve">В ходе выполнения </w:t>
-      </w:r>
-      <w:r>
-        <w:rPr>
-          <w:rFonts w:ascii="Times New Roman" w:hAnsi="Times New Roman" w:cs="Times New Roman"/>
-          <w:sz w:val="28"/>
-          <w:szCs w:val="28"/>
-        </w:rPr>
-        <w:t>дипломного проекта</w:t>
-      </w:r>
-      <w:r>
-        <w:rPr>
-          <w:rFonts w:ascii="Times New Roman" w:hAnsi="Times New Roman" w:cs="Times New Roman"/>
-          <w:sz w:val="28"/>
-          <w:szCs w:val="28"/>
-        </w:rPr>
-        <w:t xml:space="preserve"> была успешно достигнута поставленная цель – разработан функциональный веб-сайт для цветочного магазина «Орхидея»</w:t>
-      </w:r>
-      <w:r>
-        <w:rPr>
-          <w:rFonts w:ascii="Times New Roman" w:hAnsi="Times New Roman" w:cs="Times New Roman"/>
-          <w:sz w:val="28"/>
-          <w:szCs w:val="28"/>
-        </w:rPr>
-        <w:t xml:space="preserve">. </w:t>
-      </w:r>
-      <w:r>
-        <w:rPr>
-          <w:rFonts w:ascii="Times New Roman" w:hAnsi="Times New Roman" w:cs="Times New Roman"/>
-          <w:sz w:val="28"/>
-          <w:szCs w:val="28"/>
-        </w:rPr>
-        <w:t>В</w:t>
-      </w:r>
-      <w:r>
-        <w:rPr>
-          <w:rFonts w:ascii="Times New Roman" w:hAnsi="Times New Roman" w:cs="Times New Roman"/>
-          <w:sz w:val="28"/>
-          <w:szCs w:val="28"/>
-        </w:rPr>
-        <w:t>недрение</w:t>
-      </w:r>
-      <w:r>
-        <w:rPr>
-          <w:rFonts w:ascii="Times New Roman" w:hAnsi="Times New Roman" w:cs="Times New Roman"/>
-          <w:sz w:val="28"/>
-          <w:szCs w:val="28"/>
-        </w:rPr>
-        <w:t xml:space="preserve"> </w:t>
-      </w:r>
-      <w:r>
-        <w:rPr>
-          <w:rFonts w:ascii="Times New Roman" w:hAnsi="Times New Roman" w:cs="Times New Roman"/>
-          <w:sz w:val="28"/>
-          <w:szCs w:val="28"/>
-        </w:rPr>
         <w:t>системы</w:t>
       </w:r>
       <w:r>
@@ -1455,7 +1496,23 @@
           <w:sz w:val="28"/>
           <w:szCs w:val="28"/>
         </w:rPr>
-        <w:t xml:space="preserve"> позволит магазину «Орхидея» снизить операционные издержки, уйти от зависимости от сторонних сервисов и выстроить прямую коммуникацию с клиентами.</w:t>
+        <w:t xml:space="preserve"> позволит магазину уйти от </w:t>
+      </w:r>
+      <w:r>
+        <w:rPr>
+          <w:rFonts w:ascii="Times New Roman" w:hAnsi="Times New Roman" w:cs="Times New Roman"/>
+          <w:sz w:val="28"/>
+          <w:szCs w:val="28"/>
+        </w:rPr>
+        <w:t>использования</w:t>
+      </w:r>
+      <w:r>
+        <w:rPr>
+          <w:rFonts w:ascii="Times New Roman" w:hAnsi="Times New Roman" w:cs="Times New Roman"/>
+          <w:sz w:val="28"/>
+          <w:szCs w:val="28"/>
+        </w:rPr>
+        <w:t xml:space="preserve"> от сторонних сервисов и выстроить прямую коммуникацию с клиентами.</w:t>
       </w:r>
     </w:p>
     <w:sectPr>
@@ -2030,6 +2087,7 @@
   <w:style w:type="character" w:default="1" w:styleId="a0">
     <w:name w:val="Default Paragraph Font"/>
     <w:uiPriority w:val="1"/>
+    <w:semiHidden/>
     <w:unhideWhenUsed/>
   </w:style>
   <w:style w:type="table" w:default="1" w:styleId="a1">

--- a/защитное слово.docx
+++ b/защитное слово.docx
@@ -56,6 +56,14 @@
         </w:rPr>
         <w:t xml:space="preserve"> Макарова Елизавета Геннадьевна. Представляю вам дипломный проект на тему «Разработка сайта для цветочного магазина».</w:t>
       </w:r>
+      <w:r>
+        <w:rPr>
+          <w:rFonts w:ascii="Times New Roman" w:hAnsi="Times New Roman" w:cs="Times New Roman"/>
+          <w:sz w:val="28"/>
+          <w:szCs w:val="28"/>
+        </w:rPr>
+        <w:t xml:space="preserve"> Руководитель, рецензент.</w:t>
+      </w:r>
     </w:p>
     <w:p>
       <w:pPr>
@@ -141,23 +149,7 @@
           <w:sz w:val="28"/>
           <w:szCs w:val="28"/>
         </w:rPr>
-        <w:t>В</w:t>
-      </w:r>
-      <w:r>
-        <w:rPr>
-          <w:rFonts w:ascii="Times New Roman" w:hAnsi="Times New Roman" w:cs="Times New Roman"/>
-          <w:sz w:val="28"/>
-          <w:szCs w:val="28"/>
-        </w:rPr>
-        <w:t xml:space="preserve"> современном мире </w:t>
-      </w:r>
-      <w:r>
-        <w:rPr>
-          <w:rFonts w:ascii="Times New Roman" w:hAnsi="Times New Roman" w:cs="Times New Roman"/>
-          <w:sz w:val="28"/>
-          <w:szCs w:val="28"/>
-        </w:rPr>
-        <w:t>д</w:t>
+        <w:t>В современном мире д</w:t>
       </w:r>
       <w:r>
         <w:rPr>
@@ -252,6 +244,14 @@
           <w:sz w:val="28"/>
           <w:szCs w:val="28"/>
         </w:rPr>
+        <w:t xml:space="preserve">Задачи проекта представлены на экране. </w:t>
+      </w:r>
+      <w:r>
+        <w:rPr>
+          <w:rFonts w:ascii="Times New Roman" w:hAnsi="Times New Roman" w:cs="Times New Roman"/>
+          <w:sz w:val="28"/>
+          <w:szCs w:val="28"/>
+        </w:rPr>
         <w:t xml:space="preserve">Целью </w:t>
       </w:r>
       <w:r>
@@ -268,31 +268,7 @@
           <w:sz w:val="28"/>
           <w:szCs w:val="28"/>
         </w:rPr>
-        <w:t xml:space="preserve"> стала разработка полнофункционального веб-сайта, который позволит структурировано представлять каталог и автоматизировать прием заказов. Для достижения цели были </w:t>
-      </w:r>
-      <w:r>
-        <w:rPr>
-          <w:rFonts w:ascii="Times New Roman" w:hAnsi="Times New Roman" w:cs="Times New Roman"/>
-          <w:sz w:val="28"/>
-          <w:szCs w:val="28"/>
-        </w:rPr>
-        <w:t>поставлены</w:t>
-      </w:r>
-      <w:r>
-        <w:rPr>
-          <w:rFonts w:ascii="Times New Roman" w:hAnsi="Times New Roman" w:cs="Times New Roman"/>
-          <w:sz w:val="28"/>
-          <w:szCs w:val="28"/>
-        </w:rPr>
-        <w:t xml:space="preserve"> </w:t>
-      </w:r>
-      <w:r>
-        <w:rPr>
-          <w:rFonts w:ascii="Times New Roman" w:hAnsi="Times New Roman" w:cs="Times New Roman"/>
-          <w:sz w:val="28"/>
-          <w:szCs w:val="28"/>
-        </w:rPr>
-        <w:t>задачи, представленные на экране.</w:t>
+        <w:t xml:space="preserve"> стала разработка полнофункционального веб-сайта, который позволит структурировано представлять каталог и автоматизировать прием заказов.</w:t>
       </w:r>
     </w:p>
     <w:p>
@@ -663,6 +639,17 @@
     <w:p>
       <w:pPr>
         <w:spacing w:after="0" w:line="360" w:lineRule="auto"/>
+        <w:jc w:val="both"/>
+        <w:rPr>
+          <w:rFonts w:ascii="Times New Roman" w:hAnsi="Times New Roman" w:cs="Times New Roman"/>
+          <w:sz w:val="28"/>
+          <w:szCs w:val="28"/>
+        </w:rPr>
+      </w:pPr>
+    </w:p>
+    <w:p>
+      <w:pPr>
+        <w:spacing w:after="0" w:line="360" w:lineRule="auto"/>
         <w:jc w:val="center"/>
         <w:rPr>
           <w:rFonts w:ascii="Times New Roman" w:hAnsi="Times New Roman" w:cs="Times New Roman"/>
@@ -1025,7 +1012,103 @@
           <w:sz w:val="28"/>
           <w:szCs w:val="28"/>
         </w:rPr>
-        <w:t xml:space="preserve">Разработка пользовательского интерфейса велась с упором на дизайн, так как цветочная продукция требует качественной визуальной подачи. </w:t>
+        <w:t>На экране представлена демонстрация пользовательского интерфейса. Б</w:t>
+      </w:r>
+      <w:r>
+        <w:rPr>
+          <w:rFonts w:ascii="Times New Roman" w:hAnsi="Times New Roman" w:cs="Times New Roman"/>
+          <w:sz w:val="28"/>
+          <w:szCs w:val="28"/>
+        </w:rPr>
+        <w:t>ыли</w:t>
+      </w:r>
+      <w:r>
+        <w:rPr>
+          <w:rFonts w:ascii="Times New Roman" w:hAnsi="Times New Roman" w:cs="Times New Roman"/>
+          <w:sz w:val="28"/>
+          <w:szCs w:val="28"/>
+        </w:rPr>
+        <w:t xml:space="preserve"> реализованы статические </w:t>
+      </w:r>
+      <w:r>
+        <w:rPr>
+          <w:rFonts w:ascii="Times New Roman" w:hAnsi="Times New Roman" w:cs="Times New Roman"/>
+          <w:sz w:val="28"/>
+          <w:szCs w:val="28"/>
+        </w:rPr>
+        <w:t>страницы</w:t>
+      </w:r>
+      <w:r>
+        <w:rPr>
+          <w:rFonts w:ascii="Times New Roman" w:hAnsi="Times New Roman" w:cs="Times New Roman"/>
+          <w:sz w:val="28"/>
+          <w:szCs w:val="28"/>
+        </w:rPr>
+        <w:t xml:space="preserve"> «О нас»</w:t>
+      </w:r>
+      <w:r>
+        <w:rPr>
+          <w:rFonts w:ascii="Times New Roman" w:hAnsi="Times New Roman" w:cs="Times New Roman"/>
+          <w:sz w:val="28"/>
+          <w:szCs w:val="28"/>
+        </w:rPr>
+        <w:t xml:space="preserve"> с информацией про сам магазин «Орхидея»</w:t>
+      </w:r>
+      <w:r>
+        <w:rPr>
+          <w:rFonts w:ascii="Times New Roman" w:hAnsi="Times New Roman" w:cs="Times New Roman"/>
+          <w:sz w:val="28"/>
+          <w:szCs w:val="28"/>
+        </w:rPr>
+        <w:t>, «Советы»</w:t>
+      </w:r>
+      <w:r>
+        <w:rPr>
+          <w:rFonts w:ascii="Times New Roman" w:hAnsi="Times New Roman" w:cs="Times New Roman"/>
+          <w:sz w:val="28"/>
+          <w:szCs w:val="28"/>
+        </w:rPr>
+        <w:t xml:space="preserve"> с рекомендациями по уходу</w:t>
+      </w:r>
+      <w:r>
+        <w:rPr>
+          <w:rFonts w:ascii="Times New Roman" w:hAnsi="Times New Roman" w:cs="Times New Roman"/>
+          <w:sz w:val="28"/>
+          <w:szCs w:val="28"/>
+        </w:rPr>
+        <w:t xml:space="preserve"> </w:t>
+      </w:r>
+      <w:r>
+        <w:rPr>
+          <w:rFonts w:ascii="Times New Roman" w:hAnsi="Times New Roman" w:cs="Times New Roman"/>
+          <w:sz w:val="28"/>
+          <w:szCs w:val="28"/>
+        </w:rPr>
+        <w:t xml:space="preserve">за цветами и </w:t>
+      </w:r>
+      <w:r>
+        <w:rPr>
+          <w:rFonts w:ascii="Times New Roman" w:hAnsi="Times New Roman" w:cs="Times New Roman"/>
+          <w:sz w:val="28"/>
+          <w:szCs w:val="28"/>
+        </w:rPr>
+        <w:t>«Доставка»</w:t>
+      </w:r>
+      <w:r>
+        <w:rPr>
+          <w:rFonts w:ascii="Times New Roman" w:hAnsi="Times New Roman" w:cs="Times New Roman"/>
+          <w:sz w:val="28"/>
+          <w:szCs w:val="28"/>
+        </w:rPr>
+        <w:t xml:space="preserve"> с условиями оформления заказа и доставки.</w:t>
+      </w:r>
+      <w:r>
+        <w:rPr>
+          <w:rFonts w:ascii="Times New Roman" w:hAnsi="Times New Roman" w:cs="Times New Roman"/>
+          <w:sz w:val="28"/>
+          <w:szCs w:val="28"/>
+        </w:rPr>
+        <w:t xml:space="preserve"> </w:t>
       </w:r>
       <w:r>
         <w:rPr>
@@ -1049,7 +1132,23 @@
           <w:sz w:val="28"/>
           <w:szCs w:val="28"/>
         </w:rPr>
-        <w:t xml:space="preserve"> товаров </w:t>
+        <w:t xml:space="preserve"> товаров</w:t>
+      </w:r>
+      <w:r>
+        <w:rPr>
+          <w:rFonts w:ascii="Times New Roman" w:hAnsi="Times New Roman" w:cs="Times New Roman"/>
+          <w:sz w:val="28"/>
+          <w:szCs w:val="28"/>
+        </w:rPr>
+        <w:t xml:space="preserve"> на главной странице</w:t>
+      </w:r>
+      <w:r>
+        <w:rPr>
+          <w:rFonts w:ascii="Times New Roman" w:hAnsi="Times New Roman" w:cs="Times New Roman"/>
+          <w:sz w:val="28"/>
+          <w:szCs w:val="28"/>
+        </w:rPr>
+        <w:t xml:space="preserve"> </w:t>
       </w:r>
       <w:r>
         <w:rPr>
@@ -1113,78 +1212,6 @@
           <w:sz w:val="28"/>
           <w:szCs w:val="28"/>
         </w:rPr>
-        <w:t xml:space="preserve"> Также</w:t>
-      </w:r>
-      <w:r>
-        <w:rPr>
-          <w:rFonts w:ascii="Times New Roman" w:hAnsi="Times New Roman" w:cs="Times New Roman"/>
-          <w:sz w:val="28"/>
-          <w:szCs w:val="28"/>
-        </w:rPr>
-        <w:t xml:space="preserve"> были</w:t>
-      </w:r>
-      <w:r>
-        <w:rPr>
-          <w:rFonts w:ascii="Times New Roman" w:hAnsi="Times New Roman" w:cs="Times New Roman"/>
-          <w:sz w:val="28"/>
-          <w:szCs w:val="28"/>
-        </w:rPr>
-        <w:t xml:space="preserve"> реализованы статические </w:t>
-      </w:r>
-      <w:r>
-        <w:rPr>
-          <w:rFonts w:ascii="Times New Roman" w:hAnsi="Times New Roman" w:cs="Times New Roman"/>
-          <w:sz w:val="28"/>
-          <w:szCs w:val="28"/>
-        </w:rPr>
-        <w:t>страницы</w:t>
-      </w:r>
-      <w:r>
-        <w:rPr>
-          <w:rFonts w:ascii="Times New Roman" w:hAnsi="Times New Roman" w:cs="Times New Roman"/>
-          <w:sz w:val="28"/>
-          <w:szCs w:val="28"/>
-        </w:rPr>
-        <w:t xml:space="preserve"> «О нас»</w:t>
-      </w:r>
-      <w:r>
-        <w:rPr>
-          <w:rFonts w:ascii="Times New Roman" w:hAnsi="Times New Roman" w:cs="Times New Roman"/>
-          <w:sz w:val="28"/>
-          <w:szCs w:val="28"/>
-        </w:rPr>
-        <w:t xml:space="preserve"> с информацией про сам магазин «Орхидея»</w:t>
-      </w:r>
-      <w:r>
-        <w:rPr>
-          <w:rFonts w:ascii="Times New Roman" w:hAnsi="Times New Roman" w:cs="Times New Roman"/>
-          <w:sz w:val="28"/>
-          <w:szCs w:val="28"/>
-        </w:rPr>
-        <w:t xml:space="preserve">, </w:t>
-      </w:r>
-      <w:r>
-        <w:rPr>
-          <w:rFonts w:ascii="Times New Roman" w:hAnsi="Times New Roman" w:cs="Times New Roman"/>
-          <w:sz w:val="28"/>
-          <w:szCs w:val="28"/>
-        </w:rPr>
-        <w:t>«Советы»</w:t>
-      </w:r>
-      <w:r>
-        <w:rPr>
-          <w:rFonts w:ascii="Times New Roman" w:hAnsi="Times New Roman" w:cs="Times New Roman"/>
-          <w:sz w:val="28"/>
-          <w:szCs w:val="28"/>
-        </w:rPr>
-        <w:t xml:space="preserve"> с рекомендациями по уходу</w:t>
-      </w:r>
-      <w:r>
-        <w:rPr>
-          <w:rFonts w:ascii="Times New Roman" w:hAnsi="Times New Roman" w:cs="Times New Roman"/>
-          <w:sz w:val="28"/>
-          <w:szCs w:val="28"/>
-        </w:rPr>
         <w:t xml:space="preserve"> </w:t>
       </w:r>
       <w:r>
@@ -1193,39 +1220,7 @@
           <w:sz w:val="28"/>
           <w:szCs w:val="28"/>
         </w:rPr>
-        <w:t xml:space="preserve">за цветами </w:t>
-      </w:r>
-      <w:r>
-        <w:rPr>
-          <w:rFonts w:ascii="Times New Roman" w:hAnsi="Times New Roman" w:cs="Times New Roman"/>
-          <w:sz w:val="28"/>
-          <w:szCs w:val="28"/>
-        </w:rPr>
-        <w:t xml:space="preserve">и </w:t>
-      </w:r>
-      <w:r>
-        <w:rPr>
-          <w:rFonts w:ascii="Times New Roman" w:hAnsi="Times New Roman" w:cs="Times New Roman"/>
-          <w:sz w:val="28"/>
-          <w:szCs w:val="28"/>
-        </w:rPr>
-        <w:t>«Доставка»</w:t>
-      </w:r>
-      <w:r>
-        <w:rPr>
-          <w:rFonts w:ascii="Times New Roman" w:hAnsi="Times New Roman" w:cs="Times New Roman"/>
-          <w:sz w:val="28"/>
-          <w:szCs w:val="28"/>
-        </w:rPr>
-        <w:t xml:space="preserve"> с условиями оформления заказа и доставки</w:t>
-      </w:r>
-      <w:r>
-        <w:rPr>
-          <w:rFonts w:ascii="Times New Roman" w:hAnsi="Times New Roman" w:cs="Times New Roman"/>
-          <w:sz w:val="28"/>
-          <w:szCs w:val="28"/>
-        </w:rPr>
-        <w:t>.</w:t>
+        <w:t>Разработка велась с упором на дизайн, так как цветочная продукция требует качественной визуальной подачи.</w:t>
       </w:r>
     </w:p>
     <w:p>
@@ -1280,15 +1275,87 @@
           <w:sz w:val="28"/>
           <w:szCs w:val="28"/>
         </w:rPr>
-        <w:t xml:space="preserve">Для персонала разработана защищенная панель администратора. Доступ к ней ограничен проверкой сессии и хешированием паролей. </w:t>
-      </w:r>
-      <w:r>
-        <w:rPr>
-          <w:rFonts w:ascii="Times New Roman" w:hAnsi="Times New Roman" w:cs="Times New Roman"/>
-          <w:sz w:val="28"/>
-          <w:szCs w:val="28"/>
-        </w:rPr>
-        <w:t>Визуальное оформление панели выполнено в единой стилистике с клиентской частью</w:t>
+        <w:t xml:space="preserve">На данном слайде представлена демонстрация панели администратора. </w:t>
+      </w:r>
+      <w:r>
+        <w:rPr>
+          <w:rFonts w:ascii="Times New Roman" w:hAnsi="Times New Roman" w:cs="Times New Roman"/>
+          <w:sz w:val="28"/>
+          <w:szCs w:val="28"/>
+        </w:rPr>
+        <w:t xml:space="preserve">Доступ к ней ограничен проверкой сессии и хешированием паролей. Интерфейс позволяет </w:t>
+      </w:r>
+      <w:r>
+        <w:rPr>
+          <w:rFonts w:ascii="Times New Roman" w:hAnsi="Times New Roman" w:cs="Times New Roman"/>
+          <w:sz w:val="28"/>
+          <w:szCs w:val="28"/>
+        </w:rPr>
+        <w:t>отслеживать</w:t>
+      </w:r>
+      <w:r>
+        <w:rPr>
+          <w:rFonts w:ascii="Times New Roman" w:hAnsi="Times New Roman" w:cs="Times New Roman"/>
+          <w:sz w:val="28"/>
+          <w:szCs w:val="28"/>
+        </w:rPr>
+        <w:t xml:space="preserve"> и менять</w:t>
+      </w:r>
+      <w:r>
+        <w:rPr>
+          <w:rFonts w:ascii="Times New Roman" w:hAnsi="Times New Roman" w:cs="Times New Roman"/>
+          <w:sz w:val="28"/>
+          <w:szCs w:val="28"/>
+        </w:rPr>
+        <w:t xml:space="preserve"> статусы поступающих заявок</w:t>
+      </w:r>
+      <w:r>
+        <w:rPr>
+          <w:rFonts w:ascii="Times New Roman" w:hAnsi="Times New Roman" w:cs="Times New Roman"/>
+          <w:sz w:val="28"/>
+          <w:szCs w:val="28"/>
+        </w:rPr>
+        <w:t xml:space="preserve">, </w:t>
+      </w:r>
+      <w:r>
+        <w:rPr>
+          <w:rFonts w:ascii="Times New Roman" w:hAnsi="Times New Roman" w:cs="Times New Roman"/>
+          <w:sz w:val="28"/>
+          <w:szCs w:val="28"/>
+        </w:rPr>
+        <w:t xml:space="preserve">добавлять новые товары </w:t>
+      </w:r>
+      <w:r>
+        <w:rPr>
+          <w:rFonts w:ascii="Times New Roman" w:hAnsi="Times New Roman" w:cs="Times New Roman"/>
+          <w:sz w:val="28"/>
+          <w:szCs w:val="28"/>
+        </w:rPr>
+        <w:t>и</w:t>
+      </w:r>
+      <w:r>
+        <w:rPr>
+          <w:rFonts w:ascii="Times New Roman" w:hAnsi="Times New Roman" w:cs="Times New Roman"/>
+          <w:sz w:val="28"/>
+          <w:szCs w:val="28"/>
+        </w:rPr>
+        <w:t xml:space="preserve"> редактировать </w:t>
+      </w:r>
+      <w:r>
+        <w:rPr>
+          <w:rFonts w:ascii="Times New Roman" w:hAnsi="Times New Roman" w:cs="Times New Roman"/>
+          <w:sz w:val="28"/>
+          <w:szCs w:val="28"/>
+        </w:rPr>
+        <w:t xml:space="preserve">уже имеющийся </w:t>
+      </w:r>
+      <w:r>
+        <w:rPr>
+          <w:rFonts w:ascii="Times New Roman" w:hAnsi="Times New Roman" w:cs="Times New Roman"/>
+          <w:sz w:val="28"/>
+          <w:szCs w:val="28"/>
+        </w:rPr>
+        <w:t>ассортимент</w:t>
       </w:r>
       <w:r>
         <w:rPr>
@@ -1299,11 +1366,6 @@
         <w:t>.</w:t>
       </w:r>
       <w:r>
-        <w:rPr>
-          <w:rFonts w:ascii="Times New Roman" w:hAnsi="Times New Roman" w:cs="Times New Roman"/>
-          <w:sz w:val="28"/>
-          <w:szCs w:val="28"/>
-        </w:rPr>
         <w:t xml:space="preserve"> </w:t>
       </w:r>
       <w:r>
@@ -1312,87 +1374,8 @@
           <w:sz w:val="28"/>
           <w:szCs w:val="28"/>
         </w:rPr>
-        <w:t xml:space="preserve">Интерфейс позволяет </w:t>
-      </w:r>
-      <w:r>
-        <w:rPr>
-          <w:rFonts w:ascii="Times New Roman" w:hAnsi="Times New Roman" w:cs="Times New Roman"/>
-          <w:sz w:val="28"/>
-          <w:szCs w:val="28"/>
-        </w:rPr>
-        <w:t>отслеживать</w:t>
-      </w:r>
-      <w:r>
-        <w:rPr>
-          <w:rFonts w:ascii="Times New Roman" w:hAnsi="Times New Roman" w:cs="Times New Roman"/>
-          <w:sz w:val="28"/>
-          <w:szCs w:val="28"/>
-        </w:rPr>
-        <w:t xml:space="preserve"> и менять</w:t>
-      </w:r>
-      <w:r>
-        <w:rPr>
-          <w:rFonts w:ascii="Times New Roman" w:hAnsi="Times New Roman" w:cs="Times New Roman"/>
-          <w:sz w:val="28"/>
-          <w:szCs w:val="28"/>
-        </w:rPr>
-        <w:t xml:space="preserve"> статусы поступающих заявок</w:t>
-      </w:r>
-      <w:r>
-        <w:rPr>
-          <w:rFonts w:ascii="Times New Roman" w:hAnsi="Times New Roman" w:cs="Times New Roman"/>
-          <w:sz w:val="28"/>
-          <w:szCs w:val="28"/>
-        </w:rPr>
-        <w:t xml:space="preserve">, </w:t>
-      </w:r>
-      <w:r>
-        <w:rPr>
-          <w:rFonts w:ascii="Times New Roman" w:hAnsi="Times New Roman" w:cs="Times New Roman"/>
-          <w:sz w:val="28"/>
-          <w:szCs w:val="28"/>
-        </w:rPr>
-        <w:t xml:space="preserve">добавлять новые товары </w:t>
-      </w:r>
-      <w:r>
-        <w:rPr>
-          <w:rFonts w:ascii="Times New Roman" w:hAnsi="Times New Roman" w:cs="Times New Roman"/>
-          <w:sz w:val="28"/>
-          <w:szCs w:val="28"/>
-        </w:rPr>
-        <w:t>и</w:t>
-      </w:r>
-      <w:r>
-        <w:rPr>
-          <w:rFonts w:ascii="Times New Roman" w:hAnsi="Times New Roman" w:cs="Times New Roman"/>
-          <w:sz w:val="28"/>
-          <w:szCs w:val="28"/>
-        </w:rPr>
-        <w:t xml:space="preserve"> редактировать </w:t>
-      </w:r>
-      <w:r>
-        <w:rPr>
-          <w:rFonts w:ascii="Times New Roman" w:hAnsi="Times New Roman" w:cs="Times New Roman"/>
-          <w:sz w:val="28"/>
-          <w:szCs w:val="28"/>
-        </w:rPr>
-        <w:t xml:space="preserve">уже имеющийся </w:t>
-      </w:r>
-      <w:r>
-        <w:rPr>
-          <w:rFonts w:ascii="Times New Roman" w:hAnsi="Times New Roman" w:cs="Times New Roman"/>
-          <w:sz w:val="28"/>
-          <w:szCs w:val="28"/>
-        </w:rPr>
-        <w:t>ассортимент</w:t>
-      </w:r>
-      <w:r>
-        <w:rPr>
-          <w:rFonts w:ascii="Times New Roman" w:hAnsi="Times New Roman" w:cs="Times New Roman"/>
-          <w:sz w:val="28"/>
-          <w:szCs w:val="28"/>
-        </w:rPr>
-        <w:t>.</w:t>
+        <w:lastRenderedPageBreak/>
+        <w:t>Визуальное оформление панели выполнено в единой стилистике с клиентской частью.</w:t>
       </w:r>
     </w:p>
     <w:p>
@@ -1410,8 +1393,120 @@
           <w:rFonts w:ascii="Times New Roman" w:hAnsi="Times New Roman" w:cs="Times New Roman"/>
           <w:sz w:val="28"/>
           <w:szCs w:val="28"/>
-        </w:rPr>
-        <w:lastRenderedPageBreak/>
+          <w:lang w:val="en-US"/>
+        </w:rPr>
+        <w:t>QR</w:t>
+      </w:r>
+      <w:r>
+        <w:rPr>
+          <w:rFonts w:ascii="Times New Roman" w:hAnsi="Times New Roman" w:cs="Times New Roman"/>
+          <w:sz w:val="28"/>
+          <w:szCs w:val="28"/>
+        </w:rPr>
+        <w:t>-КОД</w:t>
+      </w:r>
+    </w:p>
+    <w:p>
+      <w:pPr>
+        <w:spacing w:after="0" w:line="360" w:lineRule="auto"/>
+        <w:ind w:firstLine="709"/>
+        <w:jc w:val="both"/>
+        <w:rPr>
+          <w:rFonts w:ascii="Times New Roman" w:hAnsi="Times New Roman" w:cs="Times New Roman"/>
+          <w:sz w:val="28"/>
+          <w:szCs w:val="28"/>
+        </w:rPr>
+      </w:pPr>
+      <w:r>
+        <w:rPr>
+          <w:rFonts w:ascii="Times New Roman" w:hAnsi="Times New Roman" w:cs="Times New Roman"/>
+          <w:sz w:val="28"/>
+          <w:szCs w:val="28"/>
+        </w:rPr>
+        <w:t xml:space="preserve">Разработанный сайт уже </w:t>
+      </w:r>
+      <w:r>
+        <w:rPr>
+          <w:rFonts w:ascii="Times New Roman" w:hAnsi="Times New Roman" w:cs="Times New Roman"/>
+          <w:sz w:val="28"/>
+          <w:szCs w:val="28"/>
+        </w:rPr>
+        <w:t>размещен на хостинге</w:t>
+      </w:r>
+      <w:r>
+        <w:rPr>
+          <w:rFonts w:ascii="Times New Roman" w:hAnsi="Times New Roman" w:cs="Times New Roman"/>
+          <w:sz w:val="28"/>
+          <w:szCs w:val="28"/>
+        </w:rPr>
+        <w:t xml:space="preserve"> и готов к </w:t>
+      </w:r>
+      <w:r>
+        <w:rPr>
+          <w:rFonts w:ascii="Times New Roman" w:hAnsi="Times New Roman" w:cs="Times New Roman"/>
+          <w:sz w:val="28"/>
+          <w:szCs w:val="28"/>
+        </w:rPr>
+        <w:t>полноценной эксплуатации</w:t>
+      </w:r>
+      <w:r>
+        <w:rPr>
+          <w:rFonts w:ascii="Times New Roman" w:hAnsi="Times New Roman" w:cs="Times New Roman"/>
+          <w:sz w:val="28"/>
+          <w:szCs w:val="28"/>
+        </w:rPr>
+        <w:t xml:space="preserve">. Вы можете ознакомиться с ним по данному </w:t>
+      </w:r>
+      <w:r>
+        <w:rPr>
+          <w:rFonts w:ascii="Times New Roman" w:hAnsi="Times New Roman" w:cs="Times New Roman"/>
+          <w:sz w:val="28"/>
+          <w:szCs w:val="28"/>
+          <w:lang w:val="en-US"/>
+        </w:rPr>
+        <w:t>QR</w:t>
+      </w:r>
+      <w:r>
+        <w:rPr>
+          <w:rFonts w:ascii="Times New Roman" w:hAnsi="Times New Roman" w:cs="Times New Roman"/>
+          <w:sz w:val="28"/>
+          <w:szCs w:val="28"/>
+        </w:rPr>
+        <w:t>-</w:t>
+      </w:r>
+      <w:r>
+        <w:rPr>
+          <w:rFonts w:ascii="Times New Roman" w:hAnsi="Times New Roman" w:cs="Times New Roman"/>
+          <w:sz w:val="28"/>
+          <w:szCs w:val="28"/>
+        </w:rPr>
+        <w:t>коду</w:t>
+      </w:r>
+      <w:r>
+        <w:rPr>
+          <w:rFonts w:ascii="Times New Roman" w:hAnsi="Times New Roman" w:cs="Times New Roman"/>
+          <w:sz w:val="28"/>
+          <w:szCs w:val="28"/>
+        </w:rPr>
+        <w:t xml:space="preserve">. </w:t>
+      </w:r>
+    </w:p>
+    <w:p>
+      <w:pPr>
+        <w:spacing w:after="0" w:line="360" w:lineRule="auto"/>
+        <w:jc w:val="center"/>
+        <w:rPr>
+          <w:rFonts w:ascii="Times New Roman" w:hAnsi="Times New Roman" w:cs="Times New Roman"/>
+          <w:sz w:val="28"/>
+          <w:szCs w:val="28"/>
+        </w:rPr>
+      </w:pPr>
+      <w:r>
+        <w:rPr>
+          <w:rFonts w:ascii="Times New Roman" w:hAnsi="Times New Roman" w:cs="Times New Roman"/>
+          <w:sz w:val="28"/>
+          <w:szCs w:val="28"/>
+        </w:rPr>
         <w:t>ЗАКЛЮЧЕНИЕ</w:t>
       </w:r>
     </w:p>
@@ -2082,12 +2177,11 @@
   <w:style w:type="paragraph" w:default="1" w:styleId="a">
     <w:name w:val="Normal"/>
     <w:qFormat/>
-    <w:rsid w:val="009817B7"/>
+    <w:rsid w:val="00CE0323"/>
   </w:style>
   <w:style w:type="character" w:default="1" w:styleId="a0">
     <w:name w:val="Default Paragraph Font"/>
     <w:uiPriority w:val="1"/>
-    <w:semiHidden/>
     <w:unhideWhenUsed/>
   </w:style>
   <w:style w:type="table" w:default="1" w:styleId="a1">
